--- a/Harshitha_InternshipReport_USC_UCT.docx
+++ b/Harshitha_InternshipReport_USC_UCT.docx
@@ -4173,14 +4173,20 @@
         <w:rPr>
           <w:lang w:val="en-GB"/>
         </w:rPr>
-        <w:t>https://github.com/Harshitha-388/UpSkill-Internship.git</w:t>
-      </w:r>
-    </w:p>
-    <w:p>
-      <w:pPr>
+        <w:t>h</w:t>
+      </w:r>
+      <w:r>
         <w:rPr>
           <w:lang w:val="en-GB"/>
         </w:rPr>
+        <w:t>https://github.com/Harshitha-388/UpSkillCampus.git</w:t>
+      </w:r>
+    </w:p>
+    <w:p>
+      <w:pPr>
+        <w:rPr>
+          <w:lang w:val="en-GB"/>
+        </w:rPr>
       </w:pPr>
     </w:p>
     <w:p>
@@ -4190,25 +4196,48 @@
       <w:r>
         <w:t xml:space="preserve">Report submission (Github link)  : </w:t>
       </w:r>
+    </w:p>
+    <w:p>
+      <w:pPr>
+        <w:pStyle w:val="Heading2"/>
+        <w:numPr>
+          <w:ilvl w:val="0"/>
+          <w:numId w:val="0"/>
+        </w:numPr>
+        <w:ind w:left="576"/>
+      </w:pPr>
       <w:r>
         <w:rPr>
           <w:b w:val="0"/>
         </w:rPr>
-        <w:t>first make placeholder, copy the link.</w:t>
+        <w:t>https://github.com/Harshitha-388/UpSkill</w:t>
+      </w:r>
+      <w:r>
+        <w:rPr>
+          <w:b w:val="0"/>
+        </w:rPr>
+        <w:t>Campus</w:t>
+      </w:r>
+      <w:r>
+        <w:rPr>
+          <w:b w:val="0"/>
+        </w:rPr>
+        <w:t>/blob/main/Harshitha_InternshipReport_USC_UCT.docx</w:t>
       </w:r>
     </w:p>
     <w:p>
       <w:pPr>
         <w:pStyle w:val="Heading2"/>
+        <w:numPr>
+          <w:ilvl w:val="0"/>
+          <w:numId w:val="0"/>
+        </w:numPr>
         <w:rPr>
           <w:kern w:val="28"/>
           <w:sz w:val="28"/>
           <w:szCs w:val="28"/>
         </w:rPr>
       </w:pPr>
-      <w:r>
-        <w:br w:type="page"/>
-      </w:r>
     </w:p>
     <w:p>
       <w:pPr>
@@ -4219,7 +4248,6 @@
       </w:pPr>
       <w:bookmarkStart w:id="12" w:name="_Toc139702815"/>
       <w:r>
-        <w:lastRenderedPageBreak/>
         <w:t>Proposed D</w:t>
       </w:r>
       <w:r>
@@ -4251,6 +4279,7 @@
       </w:pPr>
       <w:bookmarkStart w:id="13" w:name="_Toc139702816"/>
       <w:r>
+        <w:lastRenderedPageBreak/>
         <w:t>High Level</w:t>
       </w:r>
       <w:r>
@@ -4443,7 +4472,6 @@
         <w:pStyle w:val="Heading3"/>
       </w:pPr>
       <w:r>
-        <w:lastRenderedPageBreak/>
         <w:t>Phase 2: Schema Design and Data Modeling</w:t>
       </w:r>
     </w:p>
@@ -4462,7 +4490,11 @@
         <w:t>Django’s Object-Relational Mapper (ORM)</w:t>
       </w:r>
       <w:r>
-        <w:t>. This phase involves defining the "Models" for Users, Auction Listings, Bids, and Comments. By establishing clear relationships between these entities (such as one-to-many links between a listing and its bids), we ensure data integrity and prepare the backend for complex queries.</w:t>
+        <w:t xml:space="preserve">. This phase involves defining the "Models" for Users, Auction Listings, Bids, and Comments. By establishing clear relationships between these entities (such as </w:t>
+      </w:r>
+      <w:r>
+        <w:lastRenderedPageBreak/>
+        <w:t>one-to-many links between a listing and its bids), we ensure data integrity and prepare the backend for complex queries.</w:t>
       </w:r>
     </w:p>
     <w:p>
@@ -11186,6 +11218,18 @@
       <w:szCs w:val="20"/>
     </w:rPr>
   </w:style>
+  <w:style w:type="character" w:styleId="UnresolvedMention">
+    <w:name w:val="Unresolved Mention"/>
+    <w:basedOn w:val="DefaultParagraphFont"/>
+    <w:uiPriority w:val="99"/>
+    <w:semiHidden/>
+    <w:unhideWhenUsed/>
+    <w:rsid w:val="00AE2B90"/>
+    <w:rPr>
+      <w:color w:val="605E5C"/>
+      <w:shd w:val="clear" w:color="auto" w:fill="E1DFDD"/>
+    </w:rPr>
+  </w:style>
 </w:styles>
 </file>
 
